--- a/Book-Feedback-Tracker.docx
+++ b/Book-Feedback-Tracker.docx
@@ -176,6 +176,7 @@
       </w:tblGrid>
       <w:tr>
         <w:trPr>
+          <w:cantSplit/>
           <w:tblHeader/>
         </w:trPr>
         <w:tc>
@@ -300,6 +301,9 @@
         </w:tc>
       </w:tr>
       <w:tr>
+        <w:trPr>
+          <w:cantSplit/>
+        </w:trPr>
         <w:tc>
           <w:tcPr>
             <w:tcW w:type="dxa" w:w="500"/>
@@ -422,6 +426,9 @@
         </w:tc>
       </w:tr>
       <w:tr>
+        <w:trPr>
+          <w:cantSplit/>
+        </w:trPr>
         <w:tc>
           <w:tcPr>
             <w:tcW w:type="dxa" w:w="500"/>
@@ -600,6 +607,7 @@
       </w:tblGrid>
       <w:tr>
         <w:trPr>
+          <w:cantSplit/>
           <w:tblHeader/>
         </w:trPr>
         <w:tc>
@@ -724,6 +732,9 @@
         </w:tc>
       </w:tr>
       <w:tr>
+        <w:trPr>
+          <w:cantSplit/>
+        </w:trPr>
         <w:tc>
           <w:tcPr>
             <w:tcW w:type="dxa" w:w="500"/>
@@ -846,6 +857,9 @@
         </w:tc>
       </w:tr>
       <w:tr>
+        <w:trPr>
+          <w:cantSplit/>
+        </w:trPr>
         <w:tc>
           <w:tcPr>
             <w:tcW w:type="dxa" w:w="500"/>
@@ -972,6 +986,9 @@
         </w:tc>
       </w:tr>
       <w:tr>
+        <w:trPr>
+          <w:cantSplit/>
+        </w:trPr>
         <w:tc>
           <w:tcPr>
             <w:tcW w:type="dxa" w:w="500"/>
@@ -1029,6 +1046,514 @@
                 <w:szCs w:val="19"/>
               </w:rPr>
               <w:t xml:space="preserve">“I/O” is used as an acronym without explanation. Consider spelling it out in full.</w:t>
+            </w:r>
+          </w:p>
+        </w:tc>
+        <w:tc>
+          <w:tcPr>
+            <w:tcW w:type="dxa" w:w="2000"/>
+            <w:tcBorders>
+              <w:top w:val="single" w:color="BFBFBF" w:sz="2"/>
+              <w:left w:val="single" w:color="BFBFBF" w:sz="2"/>
+              <w:bottom w:val="single" w:color="BFBFBF" w:sz="2"/>
+              <w:right w:val="single" w:color="BFBFBF" w:sz="2"/>
+            </w:tcBorders>
+            <w:tcMar>
+              <w:top w:type="dxa" w:w="100"/>
+              <w:left w:type="dxa" w:w="120"/>
+              <w:bottom w:type="dxa" w:w="100"/>
+              <w:right w:type="dxa" w:w="120"/>
+            </w:tcMar>
+          </w:tcPr>
+          <w:p>
+            <w:r>
+              <w:rPr>
+                <w:b w:val="false"/>
+                <w:bCs w:val="false"/>
+                <w:i w:val="false"/>
+                <w:iCs w:val="false"/>
+                <w:sz w:val="19"/>
+                <w:szCs w:val="19"/>
+              </w:rPr>
+              <w:t xml:space="preserve">Sara Ridley</w:t>
+            </w:r>
+          </w:p>
+        </w:tc>
+        <w:tc>
+          <w:tcPr>
+            <w:tcW w:type="dxa" w:w="1600"/>
+            <w:tcBorders>
+              <w:top w:val="single" w:color="BFBFBF" w:sz="2"/>
+              <w:left w:val="single" w:color="BFBFBF" w:sz="2"/>
+              <w:bottom w:val="single" w:color="BFBFBF" w:sz="2"/>
+              <w:right w:val="single" w:color="BFBFBF" w:sz="2"/>
+            </w:tcBorders>
+            <w:tcMar>
+              <w:top w:type="dxa" w:w="100"/>
+              <w:left w:type="dxa" w:w="120"/>
+              <w:bottom w:type="dxa" w:w="100"/>
+              <w:right w:type="dxa" w:w="120"/>
+            </w:tcMar>
+          </w:tcPr>
+          <w:p>
+            <w:r>
+              <w:rPr>
+                <w:b w:val="false"/>
+                <w:bCs w:val="false"/>
+                <w:i w:val="false"/>
+                <w:iCs w:val="false"/>
+                <w:sz w:val="19"/>
+                <w:szCs w:val="19"/>
+              </w:rPr>
+              <w:t xml:space="preserve">Open</w:t>
+            </w:r>
+          </w:p>
+        </w:tc>
+      </w:tr>
+      <w:tr>
+        <w:trPr>
+          <w:cantSplit/>
+        </w:trPr>
+        <w:tc>
+          <w:tcPr>
+            <w:tcW w:type="dxa" w:w="500"/>
+            <w:tcBorders>
+              <w:top w:val="single" w:color="BFBFBF" w:sz="2"/>
+              <w:left w:val="single" w:color="BFBFBF" w:sz="2"/>
+              <w:bottom w:val="single" w:color="BFBFBF" w:sz="2"/>
+              <w:right w:val="single" w:color="BFBFBF" w:sz="2"/>
+            </w:tcBorders>
+            <w:shd w:fill="F5F7FA" w:val="clear"/>
+            <w:tcMar>
+              <w:top w:type="dxa" w:w="100"/>
+              <w:left w:type="dxa" w:w="120"/>
+              <w:bottom w:type="dxa" w:w="100"/>
+              <w:right w:type="dxa" w:w="120"/>
+            </w:tcMar>
+          </w:tcPr>
+          <w:p>
+            <w:r>
+              <w:rPr>
+                <w:b w:val="false"/>
+                <w:bCs w:val="false"/>
+                <w:i w:val="false"/>
+                <w:iCs w:val="false"/>
+                <w:sz w:val="19"/>
+                <w:szCs w:val="19"/>
+              </w:rPr>
+              <w:t xml:space="preserve">4</w:t>
+            </w:r>
+          </w:p>
+        </w:tc>
+        <w:tc>
+          <w:tcPr>
+            <w:tcW w:type="dxa" w:w="5426"/>
+            <w:tcBorders>
+              <w:top w:val="single" w:color="BFBFBF" w:sz="2"/>
+              <w:left w:val="single" w:color="BFBFBF" w:sz="2"/>
+              <w:bottom w:val="single" w:color="BFBFBF" w:sz="2"/>
+              <w:right w:val="single" w:color="BFBFBF" w:sz="2"/>
+            </w:tcBorders>
+            <w:shd w:fill="F5F7FA" w:val="clear"/>
+            <w:tcMar>
+              <w:top w:type="dxa" w:w="100"/>
+              <w:left w:type="dxa" w:w="120"/>
+              <w:bottom w:type="dxa" w:w="100"/>
+              <w:right w:type="dxa" w:w="120"/>
+            </w:tcMar>
+          </w:tcPr>
+          <w:p>
+            <w:r>
+              <w:rPr>
+                <w:b w:val="false"/>
+                <w:bCs w:val="false"/>
+                <w:i w:val="false"/>
+                <w:iCs w:val="false"/>
+                <w:sz w:val="19"/>
+                <w:szCs w:val="19"/>
+              </w:rPr>
+              <w:t xml:space="preserve">Readers who want to follow along with the code aren’t pointed to an R environment. Consider a brief signpost in the Welcome section — Sara found Posit Cloud, a free browser-based setup requiring no installation.</w:t>
+            </w:r>
+          </w:p>
+        </w:tc>
+        <w:tc>
+          <w:tcPr>
+            <w:tcW w:type="dxa" w:w="2000"/>
+            <w:tcBorders>
+              <w:top w:val="single" w:color="BFBFBF" w:sz="2"/>
+              <w:left w:val="single" w:color="BFBFBF" w:sz="2"/>
+              <w:bottom w:val="single" w:color="BFBFBF" w:sz="2"/>
+              <w:right w:val="single" w:color="BFBFBF" w:sz="2"/>
+            </w:tcBorders>
+            <w:shd w:fill="F5F7FA" w:val="clear"/>
+            <w:tcMar>
+              <w:top w:type="dxa" w:w="100"/>
+              <w:left w:type="dxa" w:w="120"/>
+              <w:bottom w:type="dxa" w:w="100"/>
+              <w:right w:type="dxa" w:w="120"/>
+            </w:tcMar>
+          </w:tcPr>
+          <w:p>
+            <w:r>
+              <w:rPr>
+                <w:b w:val="false"/>
+                <w:bCs w:val="false"/>
+                <w:i w:val="false"/>
+                <w:iCs w:val="false"/>
+                <w:sz w:val="19"/>
+                <w:szCs w:val="19"/>
+              </w:rPr>
+              <w:t xml:space="preserve">Sara Ridley</w:t>
+            </w:r>
+          </w:p>
+        </w:tc>
+        <w:tc>
+          <w:tcPr>
+            <w:tcW w:type="dxa" w:w="1600"/>
+            <w:tcBorders>
+              <w:top w:val="single" w:color="BFBFBF" w:sz="2"/>
+              <w:left w:val="single" w:color="BFBFBF" w:sz="2"/>
+              <w:bottom w:val="single" w:color="BFBFBF" w:sz="2"/>
+              <w:right w:val="single" w:color="BFBFBF" w:sz="2"/>
+            </w:tcBorders>
+            <w:shd w:fill="F5F7FA" w:val="clear"/>
+            <w:tcMar>
+              <w:top w:type="dxa" w:w="100"/>
+              <w:left w:type="dxa" w:w="120"/>
+              <w:bottom w:type="dxa" w:w="100"/>
+              <w:right w:type="dxa" w:w="120"/>
+            </w:tcMar>
+          </w:tcPr>
+          <w:p>
+            <w:r>
+              <w:rPr>
+                <w:b w:val="false"/>
+                <w:bCs w:val="false"/>
+                <w:i w:val="false"/>
+                <w:iCs w:val="false"/>
+                <w:sz w:val="19"/>
+                <w:szCs w:val="19"/>
+              </w:rPr>
+              <w:t xml:space="preserve">Open</w:t>
+            </w:r>
+          </w:p>
+        </w:tc>
+      </w:tr>
+      <w:tr>
+        <w:trPr>
+          <w:cantSplit/>
+        </w:trPr>
+        <w:tc>
+          <w:tcPr>
+            <w:tcW w:type="dxa" w:w="500"/>
+            <w:tcBorders>
+              <w:top w:val="single" w:color="BFBFBF" w:sz="2"/>
+              <w:left w:val="single" w:color="BFBFBF" w:sz="2"/>
+              <w:bottom w:val="single" w:color="BFBFBF" w:sz="2"/>
+              <w:right w:val="single" w:color="BFBFBF" w:sz="2"/>
+            </w:tcBorders>
+            <w:tcMar>
+              <w:top w:type="dxa" w:w="100"/>
+              <w:left w:type="dxa" w:w="120"/>
+              <w:bottom w:type="dxa" w:w="100"/>
+              <w:right w:type="dxa" w:w="120"/>
+            </w:tcMar>
+          </w:tcPr>
+          <w:p>
+            <w:r>
+              <w:rPr>
+                <w:b w:val="false"/>
+                <w:bCs w:val="false"/>
+                <w:i w:val="false"/>
+                <w:iCs w:val="false"/>
+                <w:sz w:val="19"/>
+                <w:szCs w:val="19"/>
+              </w:rPr>
+              <w:t xml:space="preserve">5</w:t>
+            </w:r>
+          </w:p>
+        </w:tc>
+        <w:tc>
+          <w:tcPr>
+            <w:tcW w:type="dxa" w:w="5426"/>
+            <w:tcBorders>
+              <w:top w:val="single" w:color="BFBFBF" w:sz="2"/>
+              <w:left w:val="single" w:color="BFBFBF" w:sz="2"/>
+              <w:bottom w:val="single" w:color="BFBFBF" w:sz="2"/>
+              <w:right w:val="single" w:color="BFBFBF" w:sz="2"/>
+            </w:tcBorders>
+            <w:tcMar>
+              <w:top w:type="dxa" w:w="100"/>
+              <w:left w:type="dxa" w:w="120"/>
+              <w:bottom w:type="dxa" w:w="100"/>
+              <w:right w:type="dxa" w:w="120"/>
+            </w:tcMar>
+          </w:tcPr>
+          <w:p>
+            <w:r>
+              <w:rPr>
+                <w:b w:val="false"/>
+                <w:bCs w:val="false"/>
+                <w:i w:val="false"/>
+                <w:iCs w:val="false"/>
+                <w:sz w:val="19"/>
+                <w:szCs w:val="19"/>
+              </w:rPr>
+              <w:t xml:space="preserve">“tidyverse” and “brms” are both mentioned without much context for the uninitiated. Consider a short explanation of what each actually is.</w:t>
+            </w:r>
+          </w:p>
+        </w:tc>
+        <w:tc>
+          <w:tcPr>
+            <w:tcW w:type="dxa" w:w="2000"/>
+            <w:tcBorders>
+              <w:top w:val="single" w:color="BFBFBF" w:sz="2"/>
+              <w:left w:val="single" w:color="BFBFBF" w:sz="2"/>
+              <w:bottom w:val="single" w:color="BFBFBF" w:sz="2"/>
+              <w:right w:val="single" w:color="BFBFBF" w:sz="2"/>
+            </w:tcBorders>
+            <w:tcMar>
+              <w:top w:type="dxa" w:w="100"/>
+              <w:left w:type="dxa" w:w="120"/>
+              <w:bottom w:type="dxa" w:w="100"/>
+              <w:right w:type="dxa" w:w="120"/>
+            </w:tcMar>
+          </w:tcPr>
+          <w:p>
+            <w:r>
+              <w:rPr>
+                <w:b w:val="false"/>
+                <w:bCs w:val="false"/>
+                <w:i w:val="false"/>
+                <w:iCs w:val="false"/>
+                <w:sz w:val="19"/>
+                <w:szCs w:val="19"/>
+              </w:rPr>
+              <w:t xml:space="preserve">Sara Ridley</w:t>
+            </w:r>
+          </w:p>
+        </w:tc>
+        <w:tc>
+          <w:tcPr>
+            <w:tcW w:type="dxa" w:w="1600"/>
+            <w:tcBorders>
+              <w:top w:val="single" w:color="BFBFBF" w:sz="2"/>
+              <w:left w:val="single" w:color="BFBFBF" w:sz="2"/>
+              <w:bottom w:val="single" w:color="BFBFBF" w:sz="2"/>
+              <w:right w:val="single" w:color="BFBFBF" w:sz="2"/>
+            </w:tcBorders>
+            <w:tcMar>
+              <w:top w:type="dxa" w:w="100"/>
+              <w:left w:type="dxa" w:w="120"/>
+              <w:bottom w:type="dxa" w:w="100"/>
+              <w:right w:type="dxa" w:w="120"/>
+            </w:tcMar>
+          </w:tcPr>
+          <w:p>
+            <w:r>
+              <w:rPr>
+                <w:b w:val="false"/>
+                <w:bCs w:val="false"/>
+                <w:i w:val="false"/>
+                <w:iCs w:val="false"/>
+                <w:sz w:val="19"/>
+                <w:szCs w:val="19"/>
+              </w:rPr>
+              <w:t xml:space="preserve">Open</w:t>
+            </w:r>
+          </w:p>
+        </w:tc>
+      </w:tr>
+      <w:tr>
+        <w:trPr>
+          <w:cantSplit/>
+        </w:trPr>
+        <w:tc>
+          <w:tcPr>
+            <w:tcW w:type="dxa" w:w="500"/>
+            <w:tcBorders>
+              <w:top w:val="single" w:color="BFBFBF" w:sz="2"/>
+              <w:left w:val="single" w:color="BFBFBF" w:sz="2"/>
+              <w:bottom w:val="single" w:color="BFBFBF" w:sz="2"/>
+              <w:right w:val="single" w:color="BFBFBF" w:sz="2"/>
+            </w:tcBorders>
+            <w:shd w:fill="F5F7FA" w:val="clear"/>
+            <w:tcMar>
+              <w:top w:type="dxa" w:w="100"/>
+              <w:left w:type="dxa" w:w="120"/>
+              <w:bottom w:type="dxa" w:w="100"/>
+              <w:right w:type="dxa" w:w="120"/>
+            </w:tcMar>
+          </w:tcPr>
+          <w:p>
+            <w:r>
+              <w:rPr>
+                <w:b w:val="false"/>
+                <w:bCs w:val="false"/>
+                <w:i w:val="false"/>
+                <w:iCs w:val="false"/>
+                <w:sz w:val="19"/>
+                <w:szCs w:val="19"/>
+              </w:rPr>
+              <w:t xml:space="preserve">6</w:t>
+            </w:r>
+          </w:p>
+        </w:tc>
+        <w:tc>
+          <w:tcPr>
+            <w:tcW w:type="dxa" w:w="5426"/>
+            <w:tcBorders>
+              <w:top w:val="single" w:color="BFBFBF" w:sz="2"/>
+              <w:left w:val="single" w:color="BFBFBF" w:sz="2"/>
+              <w:bottom w:val="single" w:color="BFBFBF" w:sz="2"/>
+              <w:right w:val="single" w:color="BFBFBF" w:sz="2"/>
+            </w:tcBorders>
+            <w:shd w:fill="F5F7FA" w:val="clear"/>
+            <w:tcMar>
+              <w:top w:type="dxa" w:w="100"/>
+              <w:left w:type="dxa" w:w="120"/>
+              <w:bottom w:type="dxa" w:w="100"/>
+              <w:right w:type="dxa" w:w="120"/>
+            </w:tcMar>
+          </w:tcPr>
+          <w:p>
+            <w:r>
+              <w:rPr>
+                <w:b w:val="false"/>
+                <w:bCs w:val="false"/>
+                <w:i w:val="false"/>
+                <w:iCs w:val="false"/>
+                <w:sz w:val="19"/>
+                <w:szCs w:val="19"/>
+              </w:rPr>
+              <w:t xml:space="preserve">It’s not clear upfront who the Foundations section is aimed at — readers new to statistics, new to R, or both — or whether readers should get hands-on with R now given it reappears in later chapters. Sara (experienced with stats, new to R) wasn’t sure how much to engage with the code versus read past it.</w:t>
+            </w:r>
+          </w:p>
+        </w:tc>
+        <w:tc>
+          <w:tcPr>
+            <w:tcW w:type="dxa" w:w="2000"/>
+            <w:tcBorders>
+              <w:top w:val="single" w:color="BFBFBF" w:sz="2"/>
+              <w:left w:val="single" w:color="BFBFBF" w:sz="2"/>
+              <w:bottom w:val="single" w:color="BFBFBF" w:sz="2"/>
+              <w:right w:val="single" w:color="BFBFBF" w:sz="2"/>
+            </w:tcBorders>
+            <w:shd w:fill="F5F7FA" w:val="clear"/>
+            <w:tcMar>
+              <w:top w:type="dxa" w:w="100"/>
+              <w:left w:type="dxa" w:w="120"/>
+              <w:bottom w:type="dxa" w:w="100"/>
+              <w:right w:type="dxa" w:w="120"/>
+            </w:tcMar>
+          </w:tcPr>
+          <w:p>
+            <w:r>
+              <w:rPr>
+                <w:b w:val="false"/>
+                <w:bCs w:val="false"/>
+                <w:i w:val="false"/>
+                <w:iCs w:val="false"/>
+                <w:sz w:val="19"/>
+                <w:szCs w:val="19"/>
+              </w:rPr>
+              <w:t xml:space="preserve">Sara Ridley</w:t>
+            </w:r>
+          </w:p>
+        </w:tc>
+        <w:tc>
+          <w:tcPr>
+            <w:tcW w:type="dxa" w:w="1600"/>
+            <w:tcBorders>
+              <w:top w:val="single" w:color="BFBFBF" w:sz="2"/>
+              <w:left w:val="single" w:color="BFBFBF" w:sz="2"/>
+              <w:bottom w:val="single" w:color="BFBFBF" w:sz="2"/>
+              <w:right w:val="single" w:color="BFBFBF" w:sz="2"/>
+            </w:tcBorders>
+            <w:shd w:fill="F5F7FA" w:val="clear"/>
+            <w:tcMar>
+              <w:top w:type="dxa" w:w="100"/>
+              <w:left w:type="dxa" w:w="120"/>
+              <w:bottom w:type="dxa" w:w="100"/>
+              <w:right w:type="dxa" w:w="120"/>
+            </w:tcMar>
+          </w:tcPr>
+          <w:p>
+            <w:r>
+              <w:rPr>
+                <w:b w:val="false"/>
+                <w:bCs w:val="false"/>
+                <w:i w:val="false"/>
+                <w:iCs w:val="false"/>
+                <w:sz w:val="19"/>
+                <w:szCs w:val="19"/>
+              </w:rPr>
+              <w:t xml:space="preserve">Open</w:t>
+            </w:r>
+          </w:p>
+        </w:tc>
+      </w:tr>
+      <w:tr>
+        <w:trPr>
+          <w:cantSplit/>
+        </w:trPr>
+        <w:tc>
+          <w:tcPr>
+            <w:tcW w:type="dxa" w:w="500"/>
+            <w:tcBorders>
+              <w:top w:val="single" w:color="BFBFBF" w:sz="2"/>
+              <w:left w:val="single" w:color="BFBFBF" w:sz="2"/>
+              <w:bottom w:val="single" w:color="BFBFBF" w:sz="2"/>
+              <w:right w:val="single" w:color="BFBFBF" w:sz="2"/>
+            </w:tcBorders>
+            <w:tcMar>
+              <w:top w:type="dxa" w:w="100"/>
+              <w:left w:type="dxa" w:w="120"/>
+              <w:bottom w:type="dxa" w:w="100"/>
+              <w:right w:type="dxa" w:w="120"/>
+            </w:tcMar>
+          </w:tcPr>
+          <w:p>
+            <w:r>
+              <w:rPr>
+                <w:b w:val="false"/>
+                <w:bCs w:val="false"/>
+                <w:i w:val="false"/>
+                <w:iCs w:val="false"/>
+                <w:sz w:val="19"/>
+                <w:szCs w:val="19"/>
+              </w:rPr>
+              <w:t xml:space="preserve">7</w:t>
+            </w:r>
+          </w:p>
+        </w:tc>
+        <w:tc>
+          <w:tcPr>
+            <w:tcW w:type="dxa" w:w="5426"/>
+            <w:tcBorders>
+              <w:top w:val="single" w:color="BFBFBF" w:sz="2"/>
+              <w:left w:val="single" w:color="BFBFBF" w:sz="2"/>
+              <w:bottom w:val="single" w:color="BFBFBF" w:sz="2"/>
+              <w:right w:val="single" w:color="BFBFBF" w:sz="2"/>
+            </w:tcBorders>
+            <w:tcMar>
+              <w:top w:type="dxa" w:w="100"/>
+              <w:left w:type="dxa" w:w="120"/>
+              <w:bottom w:type="dxa" w:w="100"/>
+              <w:right w:type="dxa" w:w="120"/>
+            </w:tcMar>
+          </w:tcPr>
+          <w:p>
+            <w:r>
+              <w:rPr>
+                <w:b w:val="false"/>
+                <w:bCs w:val="false"/>
+                <w:i w:val="false"/>
+                <w:iCs w:val="false"/>
+                <w:sz w:val="19"/>
+                <w:szCs w:val="19"/>
+              </w:rPr>
+              <w:t xml:space="preserve">`na.rm = TRUE` is introduced without explanation of what it does (excludes missing values) — confusing on first read for a non-R reader.</w:t>
             </w:r>
           </w:p>
         </w:tc>
@@ -1146,6 +1671,7 @@
       </w:tblGrid>
       <w:tr>
         <w:trPr>
+          <w:cantSplit/>
           <w:tblHeader/>
         </w:trPr>
         <w:tc>
@@ -1270,6 +1796,9 @@
         </w:tc>
       </w:tr>
       <w:tr>
+        <w:trPr>
+          <w:cantSplit/>
+        </w:trPr>
         <w:tc>
           <w:tcPr>
             <w:tcW w:type="dxa" w:w="500"/>
@@ -1392,6 +1921,9 @@
         </w:tc>
       </w:tr>
       <w:tr>
+        <w:trPr>
+          <w:cantSplit/>
+        </w:trPr>
         <w:tc>
           <w:tcPr>
             <w:tcW w:type="dxa" w:w="500"/>
@@ -1518,6 +2050,9 @@
         </w:tc>
       </w:tr>
       <w:tr>
+        <w:trPr>
+          <w:cantSplit/>
+        </w:trPr>
         <w:tc>
           <w:tcPr>
             <w:tcW w:type="dxa" w:w="500"/>
@@ -1617,6 +2152,643 @@
               <w:bottom w:val="single" w:color="BFBFBF" w:sz="2"/>
               <w:right w:val="single" w:color="BFBFBF" w:sz="2"/>
             </w:tcBorders>
+            <w:tcMar>
+              <w:top w:type="dxa" w:w="100"/>
+              <w:left w:type="dxa" w:w="120"/>
+              <w:bottom w:type="dxa" w:w="100"/>
+              <w:right w:type="dxa" w:w="120"/>
+            </w:tcMar>
+          </w:tcPr>
+          <w:p>
+            <w:r>
+              <w:rPr>
+                <w:b w:val="false"/>
+                <w:bCs w:val="false"/>
+                <w:i w:val="false"/>
+                <w:iCs w:val="false"/>
+                <w:sz w:val="19"/>
+                <w:szCs w:val="19"/>
+              </w:rPr>
+              <w:t xml:space="preserve">Open</w:t>
+            </w:r>
+          </w:p>
+        </w:tc>
+      </w:tr>
+      <w:tr>
+        <w:trPr>
+          <w:cantSplit/>
+        </w:trPr>
+        <w:tc>
+          <w:tcPr>
+            <w:tcW w:type="dxa" w:w="500"/>
+            <w:tcBorders>
+              <w:top w:val="single" w:color="BFBFBF" w:sz="2"/>
+              <w:left w:val="single" w:color="BFBFBF" w:sz="2"/>
+              <w:bottom w:val="single" w:color="BFBFBF" w:sz="2"/>
+              <w:right w:val="single" w:color="BFBFBF" w:sz="2"/>
+            </w:tcBorders>
+            <w:shd w:fill="F5F7FA" w:val="clear"/>
+            <w:tcMar>
+              <w:top w:type="dxa" w:w="100"/>
+              <w:left w:type="dxa" w:w="120"/>
+              <w:bottom w:type="dxa" w:w="100"/>
+              <w:right w:type="dxa" w:w="120"/>
+            </w:tcMar>
+          </w:tcPr>
+          <w:p>
+            <w:r>
+              <w:rPr>
+                <w:b w:val="false"/>
+                <w:bCs w:val="false"/>
+                <w:i w:val="false"/>
+                <w:iCs w:val="false"/>
+                <w:sz w:val="19"/>
+                <w:szCs w:val="19"/>
+              </w:rPr>
+              <w:t xml:space="preserve">4</w:t>
+            </w:r>
+          </w:p>
+        </w:tc>
+        <w:tc>
+          <w:tcPr>
+            <w:tcW w:type="dxa" w:w="5426"/>
+            <w:tcBorders>
+              <w:top w:val="single" w:color="BFBFBF" w:sz="2"/>
+              <w:left w:val="single" w:color="BFBFBF" w:sz="2"/>
+              <w:bottom w:val="single" w:color="BFBFBF" w:sz="2"/>
+              <w:right w:val="single" w:color="BFBFBF" w:sz="2"/>
+            </w:tcBorders>
+            <w:shd w:fill="F5F7FA" w:val="clear"/>
+            <w:tcMar>
+              <w:top w:type="dxa" w:w="100"/>
+              <w:left w:type="dxa" w:w="120"/>
+              <w:bottom w:type="dxa" w:w="100"/>
+              <w:right w:type="dxa" w:w="120"/>
+            </w:tcMar>
+          </w:tcPr>
+          <w:p>
+            <w:r>
+              <w:rPr>
+                <w:b w:val="false"/>
+                <w:bCs w:val="false"/>
+                <w:i w:val="false"/>
+                <w:iCs w:val="false"/>
+                <w:sz w:val="19"/>
+                <w:szCs w:val="19"/>
+              </w:rPr>
+              <w:t xml:space="preserve">Median vs mean: the case for the median is statistically sound, but many stakeholders won’t know what a median is and may not be receptive to it. Consider acknowledging that the median is often more useful to the analyst than to the audience. Sara’s own practice: publish the mean, address outliers explicitly in the narrative (recalculate without them, or show the percentage achieving a target).</w:t>
+            </w:r>
+          </w:p>
+        </w:tc>
+        <w:tc>
+          <w:tcPr>
+            <w:tcW w:type="dxa" w:w="2000"/>
+            <w:tcBorders>
+              <w:top w:val="single" w:color="BFBFBF" w:sz="2"/>
+              <w:left w:val="single" w:color="BFBFBF" w:sz="2"/>
+              <w:bottom w:val="single" w:color="BFBFBF" w:sz="2"/>
+              <w:right w:val="single" w:color="BFBFBF" w:sz="2"/>
+            </w:tcBorders>
+            <w:shd w:fill="F5F7FA" w:val="clear"/>
+            <w:tcMar>
+              <w:top w:type="dxa" w:w="100"/>
+              <w:left w:type="dxa" w:w="120"/>
+              <w:bottom w:type="dxa" w:w="100"/>
+              <w:right w:type="dxa" w:w="120"/>
+            </w:tcMar>
+          </w:tcPr>
+          <w:p>
+            <w:r>
+              <w:rPr>
+                <w:b w:val="false"/>
+                <w:bCs w:val="false"/>
+                <w:i w:val="false"/>
+                <w:iCs w:val="false"/>
+                <w:sz w:val="19"/>
+                <w:szCs w:val="19"/>
+              </w:rPr>
+              <w:t xml:space="preserve">Sara Ridley</w:t>
+            </w:r>
+          </w:p>
+        </w:tc>
+        <w:tc>
+          <w:tcPr>
+            <w:tcW w:type="dxa" w:w="1600"/>
+            <w:tcBorders>
+              <w:top w:val="single" w:color="BFBFBF" w:sz="2"/>
+              <w:left w:val="single" w:color="BFBFBF" w:sz="2"/>
+              <w:bottom w:val="single" w:color="BFBFBF" w:sz="2"/>
+              <w:right w:val="single" w:color="BFBFBF" w:sz="2"/>
+            </w:tcBorders>
+            <w:shd w:fill="F5F7FA" w:val="clear"/>
+            <w:tcMar>
+              <w:top w:type="dxa" w:w="100"/>
+              <w:left w:type="dxa" w:w="120"/>
+              <w:bottom w:type="dxa" w:w="100"/>
+              <w:right w:type="dxa" w:w="120"/>
+            </w:tcMar>
+          </w:tcPr>
+          <w:p>
+            <w:r>
+              <w:rPr>
+                <w:b w:val="false"/>
+                <w:bCs w:val="false"/>
+                <w:i w:val="false"/>
+                <w:iCs w:val="false"/>
+                <w:sz w:val="19"/>
+                <w:szCs w:val="19"/>
+              </w:rPr>
+              <w:t xml:space="preserve">Open</w:t>
+            </w:r>
+          </w:p>
+        </w:tc>
+      </w:tr>
+      <w:tr>
+        <w:trPr>
+          <w:cantSplit/>
+        </w:trPr>
+        <w:tc>
+          <w:tcPr>
+            <w:tcW w:type="dxa" w:w="500"/>
+            <w:tcBorders>
+              <w:top w:val="single" w:color="BFBFBF" w:sz="2"/>
+              <w:left w:val="single" w:color="BFBFBF" w:sz="2"/>
+              <w:bottom w:val="single" w:color="BFBFBF" w:sz="2"/>
+              <w:right w:val="single" w:color="BFBFBF" w:sz="2"/>
+            </w:tcBorders>
+            <w:tcMar>
+              <w:top w:type="dxa" w:w="100"/>
+              <w:left w:type="dxa" w:w="120"/>
+              <w:bottom w:type="dxa" w:w="100"/>
+              <w:right w:type="dxa" w:w="120"/>
+            </w:tcMar>
+          </w:tcPr>
+          <w:p>
+            <w:r>
+              <w:rPr>
+                <w:b w:val="false"/>
+                <w:bCs w:val="false"/>
+                <w:i w:val="false"/>
+                <w:iCs w:val="false"/>
+                <w:sz w:val="19"/>
+                <w:szCs w:val="19"/>
+              </w:rPr>
+              <w:t xml:space="preserve">5</w:t>
+            </w:r>
+          </w:p>
+        </w:tc>
+        <w:tc>
+          <w:tcPr>
+            <w:tcW w:type="dxa" w:w="5426"/>
+            <w:tcBorders>
+              <w:top w:val="single" w:color="BFBFBF" w:sz="2"/>
+              <w:left w:val="single" w:color="BFBFBF" w:sz="2"/>
+              <w:bottom w:val="single" w:color="BFBFBF" w:sz="2"/>
+              <w:right w:val="single" w:color="BFBFBF" w:sz="2"/>
+            </w:tcBorders>
+            <w:tcMar>
+              <w:top w:type="dxa" w:w="100"/>
+              <w:left w:type="dxa" w:w="120"/>
+              <w:bottom w:type="dxa" w:w="100"/>
+              <w:right w:type="dxa" w:w="120"/>
+            </w:tcMar>
+          </w:tcPr>
+          <w:p>
+            <w:r>
+              <w:rPr>
+                <w:b w:val="false"/>
+                <w:bCs w:val="false"/>
+                <w:i w:val="false"/>
+                <w:iCs w:val="false"/>
+                <w:sz w:val="19"/>
+                <w:szCs w:val="19"/>
+              </w:rPr>
+              <w:t xml:space="preserve">The “why the difference matters” example would land better if the mean value were actually stated.</w:t>
+            </w:r>
+          </w:p>
+        </w:tc>
+        <w:tc>
+          <w:tcPr>
+            <w:tcW w:type="dxa" w:w="2000"/>
+            <w:tcBorders>
+              <w:top w:val="single" w:color="BFBFBF" w:sz="2"/>
+              <w:left w:val="single" w:color="BFBFBF" w:sz="2"/>
+              <w:bottom w:val="single" w:color="BFBFBF" w:sz="2"/>
+              <w:right w:val="single" w:color="BFBFBF" w:sz="2"/>
+            </w:tcBorders>
+            <w:tcMar>
+              <w:top w:type="dxa" w:w="100"/>
+              <w:left w:type="dxa" w:w="120"/>
+              <w:bottom w:type="dxa" w:w="100"/>
+              <w:right w:type="dxa" w:w="120"/>
+            </w:tcMar>
+          </w:tcPr>
+          <w:p>
+            <w:r>
+              <w:rPr>
+                <w:b w:val="false"/>
+                <w:bCs w:val="false"/>
+                <w:i w:val="false"/>
+                <w:iCs w:val="false"/>
+                <w:sz w:val="19"/>
+                <w:szCs w:val="19"/>
+              </w:rPr>
+              <w:t xml:space="preserve">Sara Ridley</w:t>
+            </w:r>
+          </w:p>
+        </w:tc>
+        <w:tc>
+          <w:tcPr>
+            <w:tcW w:type="dxa" w:w="1600"/>
+            <w:tcBorders>
+              <w:top w:val="single" w:color="BFBFBF" w:sz="2"/>
+              <w:left w:val="single" w:color="BFBFBF" w:sz="2"/>
+              <w:bottom w:val="single" w:color="BFBFBF" w:sz="2"/>
+              <w:right w:val="single" w:color="BFBFBF" w:sz="2"/>
+            </w:tcBorders>
+            <w:tcMar>
+              <w:top w:type="dxa" w:w="100"/>
+              <w:left w:type="dxa" w:w="120"/>
+              <w:bottom w:type="dxa" w:w="100"/>
+              <w:right w:type="dxa" w:w="120"/>
+            </w:tcMar>
+          </w:tcPr>
+          <w:p>
+            <w:r>
+              <w:rPr>
+                <w:b w:val="false"/>
+                <w:bCs w:val="false"/>
+                <w:i w:val="false"/>
+                <w:iCs w:val="false"/>
+                <w:sz w:val="19"/>
+                <w:szCs w:val="19"/>
+              </w:rPr>
+              <w:t xml:space="preserve">Open</w:t>
+            </w:r>
+          </w:p>
+        </w:tc>
+      </w:tr>
+      <w:tr>
+        <w:trPr>
+          <w:cantSplit/>
+        </w:trPr>
+        <w:tc>
+          <w:tcPr>
+            <w:tcW w:type="dxa" w:w="500"/>
+            <w:tcBorders>
+              <w:top w:val="single" w:color="BFBFBF" w:sz="2"/>
+              <w:left w:val="single" w:color="BFBFBF" w:sz="2"/>
+              <w:bottom w:val="single" w:color="BFBFBF" w:sz="2"/>
+              <w:right w:val="single" w:color="BFBFBF" w:sz="2"/>
+            </w:tcBorders>
+            <w:shd w:fill="F5F7FA" w:val="clear"/>
+            <w:tcMar>
+              <w:top w:type="dxa" w:w="100"/>
+              <w:left w:type="dxa" w:w="120"/>
+              <w:bottom w:type="dxa" w:w="100"/>
+              <w:right w:type="dxa" w:w="120"/>
+            </w:tcMar>
+          </w:tcPr>
+          <w:p>
+            <w:r>
+              <w:rPr>
+                <w:b w:val="false"/>
+                <w:bCs w:val="false"/>
+                <w:i w:val="false"/>
+                <w:iCs w:val="false"/>
+                <w:sz w:val="19"/>
+                <w:szCs w:val="19"/>
+              </w:rPr>
+              <w:t xml:space="preserve">6</w:t>
+            </w:r>
+          </w:p>
+        </w:tc>
+        <w:tc>
+          <w:tcPr>
+            <w:tcW w:type="dxa" w:w="5426"/>
+            <w:tcBorders>
+              <w:top w:val="single" w:color="BFBFBF" w:sz="2"/>
+              <w:left w:val="single" w:color="BFBFBF" w:sz="2"/>
+              <w:bottom w:val="single" w:color="BFBFBF" w:sz="2"/>
+              <w:right w:val="single" w:color="BFBFBF" w:sz="2"/>
+            </w:tcBorders>
+            <w:shd w:fill="F5F7FA" w:val="clear"/>
+            <w:tcMar>
+              <w:top w:type="dxa" w:w="100"/>
+              <w:left w:type="dxa" w:w="120"/>
+              <w:bottom w:type="dxa" w:w="100"/>
+              <w:right w:type="dxa" w:w="120"/>
+            </w:tcMar>
+          </w:tcPr>
+          <w:p>
+            <w:r>
+              <w:rPr>
+                <w:b w:val="false"/>
+                <w:bCs w:val="false"/>
+                <w:i w:val="false"/>
+                <w:iCs w:val="false"/>
+                <w:sz w:val="19"/>
+                <w:szCs w:val="19"/>
+              </w:rPr>
+              <w:t xml:space="preserve">The promotion statistic’s binary 0/1 framing feels abstract without a timeframe attached (e.g. does a 1 capture a promotion from 18 years ago for someone who joined 20 years ago?). Sara notes promotion data isn’t usually handled this way in practice.</w:t>
+            </w:r>
+          </w:p>
+        </w:tc>
+        <w:tc>
+          <w:tcPr>
+            <w:tcW w:type="dxa" w:w="2000"/>
+            <w:tcBorders>
+              <w:top w:val="single" w:color="BFBFBF" w:sz="2"/>
+              <w:left w:val="single" w:color="BFBFBF" w:sz="2"/>
+              <w:bottom w:val="single" w:color="BFBFBF" w:sz="2"/>
+              <w:right w:val="single" w:color="BFBFBF" w:sz="2"/>
+            </w:tcBorders>
+            <w:shd w:fill="F5F7FA" w:val="clear"/>
+            <w:tcMar>
+              <w:top w:type="dxa" w:w="100"/>
+              <w:left w:type="dxa" w:w="120"/>
+              <w:bottom w:type="dxa" w:w="100"/>
+              <w:right w:type="dxa" w:w="120"/>
+            </w:tcMar>
+          </w:tcPr>
+          <w:p>
+            <w:r>
+              <w:rPr>
+                <w:b w:val="false"/>
+                <w:bCs w:val="false"/>
+                <w:i w:val="false"/>
+                <w:iCs w:val="false"/>
+                <w:sz w:val="19"/>
+                <w:szCs w:val="19"/>
+              </w:rPr>
+              <w:t xml:space="preserve">Sara Ridley</w:t>
+            </w:r>
+          </w:p>
+        </w:tc>
+        <w:tc>
+          <w:tcPr>
+            <w:tcW w:type="dxa" w:w="1600"/>
+            <w:tcBorders>
+              <w:top w:val="single" w:color="BFBFBF" w:sz="2"/>
+              <w:left w:val="single" w:color="BFBFBF" w:sz="2"/>
+              <w:bottom w:val="single" w:color="BFBFBF" w:sz="2"/>
+              <w:right w:val="single" w:color="BFBFBF" w:sz="2"/>
+            </w:tcBorders>
+            <w:shd w:fill="F5F7FA" w:val="clear"/>
+            <w:tcMar>
+              <w:top w:type="dxa" w:w="100"/>
+              <w:left w:type="dxa" w:w="120"/>
+              <w:bottom w:type="dxa" w:w="100"/>
+              <w:right w:type="dxa" w:w="120"/>
+            </w:tcMar>
+          </w:tcPr>
+          <w:p>
+            <w:r>
+              <w:rPr>
+                <w:b w:val="false"/>
+                <w:bCs w:val="false"/>
+                <w:i w:val="false"/>
+                <w:iCs w:val="false"/>
+                <w:sz w:val="19"/>
+                <w:szCs w:val="19"/>
+              </w:rPr>
+              <w:t xml:space="preserve">Open</w:t>
+            </w:r>
+          </w:p>
+        </w:tc>
+      </w:tr>
+      <w:tr>
+        <w:trPr>
+          <w:cantSplit/>
+        </w:trPr>
+        <w:tc>
+          <w:tcPr>
+            <w:tcW w:type="dxa" w:w="500"/>
+            <w:tcBorders>
+              <w:top w:val="single" w:color="BFBFBF" w:sz="2"/>
+              <w:left w:val="single" w:color="BFBFBF" w:sz="2"/>
+              <w:bottom w:val="single" w:color="BFBFBF" w:sz="2"/>
+              <w:right w:val="single" w:color="BFBFBF" w:sz="2"/>
+            </w:tcBorders>
+            <w:tcMar>
+              <w:top w:type="dxa" w:w="100"/>
+              <w:left w:type="dxa" w:w="120"/>
+              <w:bottom w:type="dxa" w:w="100"/>
+              <w:right w:type="dxa" w:w="120"/>
+            </w:tcMar>
+          </w:tcPr>
+          <w:p>
+            <w:r>
+              <w:rPr>
+                <w:b w:val="false"/>
+                <w:bCs w:val="false"/>
+                <w:i w:val="false"/>
+                <w:iCs w:val="false"/>
+                <w:sz w:val="19"/>
+                <w:szCs w:val="19"/>
+              </w:rPr>
+              <w:t xml:space="preserve">7</w:t>
+            </w:r>
+          </w:p>
+        </w:tc>
+        <w:tc>
+          <w:tcPr>
+            <w:tcW w:type="dxa" w:w="5426"/>
+            <w:tcBorders>
+              <w:top w:val="single" w:color="BFBFBF" w:sz="2"/>
+              <w:left w:val="single" w:color="BFBFBF" w:sz="2"/>
+              <w:bottom w:val="single" w:color="BFBFBF" w:sz="2"/>
+              <w:right w:val="single" w:color="BFBFBF" w:sz="2"/>
+            </w:tcBorders>
+            <w:tcMar>
+              <w:top w:type="dxa" w:w="100"/>
+              <w:left w:type="dxa" w:w="120"/>
+              <w:bottom w:type="dxa" w:w="100"/>
+              <w:right w:type="dxa" w:w="120"/>
+            </w:tcMar>
+          </w:tcPr>
+          <w:p>
+            <w:r>
+              <w:rPr>
+                <w:b w:val="false"/>
+                <w:bCs w:val="false"/>
+                <w:i w:val="false"/>
+                <w:iCs w:val="false"/>
+                <w:sz w:val="19"/>
+                <w:szCs w:val="19"/>
+              </w:rPr>
+              <w:t xml:space="preserve">Performance ratings are often subjective in real-world settings unless based on specific, consistently applied, measurable criteria — worth acknowledging that limitation.</w:t>
+            </w:r>
+          </w:p>
+        </w:tc>
+        <w:tc>
+          <w:tcPr>
+            <w:tcW w:type="dxa" w:w="2000"/>
+            <w:tcBorders>
+              <w:top w:val="single" w:color="BFBFBF" w:sz="2"/>
+              <w:left w:val="single" w:color="BFBFBF" w:sz="2"/>
+              <w:bottom w:val="single" w:color="BFBFBF" w:sz="2"/>
+              <w:right w:val="single" w:color="BFBFBF" w:sz="2"/>
+            </w:tcBorders>
+            <w:tcMar>
+              <w:top w:type="dxa" w:w="100"/>
+              <w:left w:type="dxa" w:w="120"/>
+              <w:bottom w:type="dxa" w:w="100"/>
+              <w:right w:type="dxa" w:w="120"/>
+            </w:tcMar>
+          </w:tcPr>
+          <w:p>
+            <w:r>
+              <w:rPr>
+                <w:b w:val="false"/>
+                <w:bCs w:val="false"/>
+                <w:i w:val="false"/>
+                <w:iCs w:val="false"/>
+                <w:sz w:val="19"/>
+                <w:szCs w:val="19"/>
+              </w:rPr>
+              <w:t xml:space="preserve">Sara Ridley</w:t>
+            </w:r>
+          </w:p>
+        </w:tc>
+        <w:tc>
+          <w:tcPr>
+            <w:tcW w:type="dxa" w:w="1600"/>
+            <w:tcBorders>
+              <w:top w:val="single" w:color="BFBFBF" w:sz="2"/>
+              <w:left w:val="single" w:color="BFBFBF" w:sz="2"/>
+              <w:bottom w:val="single" w:color="BFBFBF" w:sz="2"/>
+              <w:right w:val="single" w:color="BFBFBF" w:sz="2"/>
+            </w:tcBorders>
+            <w:tcMar>
+              <w:top w:type="dxa" w:w="100"/>
+              <w:left w:type="dxa" w:w="120"/>
+              <w:bottom w:type="dxa" w:w="100"/>
+              <w:right w:type="dxa" w:w="120"/>
+            </w:tcMar>
+          </w:tcPr>
+          <w:p>
+            <w:r>
+              <w:rPr>
+                <w:b w:val="false"/>
+                <w:bCs w:val="false"/>
+                <w:i w:val="false"/>
+                <w:iCs w:val="false"/>
+                <w:sz w:val="19"/>
+                <w:szCs w:val="19"/>
+              </w:rPr>
+              <w:t xml:space="preserve">Open</w:t>
+            </w:r>
+          </w:p>
+        </w:tc>
+      </w:tr>
+      <w:tr>
+        <w:trPr>
+          <w:cantSplit/>
+        </w:trPr>
+        <w:tc>
+          <w:tcPr>
+            <w:tcW w:type="dxa" w:w="500"/>
+            <w:tcBorders>
+              <w:top w:val="single" w:color="BFBFBF" w:sz="2"/>
+              <w:left w:val="single" w:color="BFBFBF" w:sz="2"/>
+              <w:bottom w:val="single" w:color="BFBFBF" w:sz="2"/>
+              <w:right w:val="single" w:color="BFBFBF" w:sz="2"/>
+            </w:tcBorders>
+            <w:shd w:fill="F5F7FA" w:val="clear"/>
+            <w:tcMar>
+              <w:top w:type="dxa" w:w="100"/>
+              <w:left w:type="dxa" w:w="120"/>
+              <w:bottom w:type="dxa" w:w="100"/>
+              <w:right w:type="dxa" w:w="120"/>
+            </w:tcMar>
+          </w:tcPr>
+          <w:p>
+            <w:r>
+              <w:rPr>
+                <w:b w:val="false"/>
+                <w:bCs w:val="false"/>
+                <w:i w:val="false"/>
+                <w:iCs w:val="false"/>
+                <w:sz w:val="19"/>
+                <w:szCs w:val="19"/>
+              </w:rPr>
+              <w:t xml:space="preserve">8</w:t>
+            </w:r>
+          </w:p>
+        </w:tc>
+        <w:tc>
+          <w:tcPr>
+            <w:tcW w:type="dxa" w:w="5426"/>
+            <w:tcBorders>
+              <w:top w:val="single" w:color="BFBFBF" w:sz="2"/>
+              <w:left w:val="single" w:color="BFBFBF" w:sz="2"/>
+              <w:bottom w:val="single" w:color="BFBFBF" w:sz="2"/>
+              <w:right w:val="single" w:color="BFBFBF" w:sz="2"/>
+            </w:tcBorders>
+            <w:shd w:fill="F5F7FA" w:val="clear"/>
+            <w:tcMar>
+              <w:top w:type="dxa" w:w="100"/>
+              <w:left w:type="dxa" w:w="120"/>
+              <w:bottom w:type="dxa" w:w="100"/>
+              <w:right w:type="dxa" w:w="120"/>
+            </w:tcMar>
+          </w:tcPr>
+          <w:p>
+            <w:r>
+              <w:rPr>
+                <w:b w:val="false"/>
+                <w:bCs w:val="false"/>
+                <w:i w:val="false"/>
+                <w:iCs w:val="false"/>
+                <w:sz w:val="19"/>
+                <w:szCs w:val="19"/>
+              </w:rPr>
+              <w:t xml:space="preserve">Pushback on “a request for historical data is usually a question about the future” — in Sara’s experience the motivation is more often establishing a baseline (where things stand, to decide whether to act, celebrate, or leave alone), which isn’t quite the same as future-orientation.</w:t>
+            </w:r>
+          </w:p>
+        </w:tc>
+        <w:tc>
+          <w:tcPr>
+            <w:tcW w:type="dxa" w:w="2000"/>
+            <w:tcBorders>
+              <w:top w:val="single" w:color="BFBFBF" w:sz="2"/>
+              <w:left w:val="single" w:color="BFBFBF" w:sz="2"/>
+              <w:bottom w:val="single" w:color="BFBFBF" w:sz="2"/>
+              <w:right w:val="single" w:color="BFBFBF" w:sz="2"/>
+            </w:tcBorders>
+            <w:shd w:fill="F5F7FA" w:val="clear"/>
+            <w:tcMar>
+              <w:top w:type="dxa" w:w="100"/>
+              <w:left w:type="dxa" w:w="120"/>
+              <w:bottom w:type="dxa" w:w="100"/>
+              <w:right w:type="dxa" w:w="120"/>
+            </w:tcMar>
+          </w:tcPr>
+          <w:p>
+            <w:r>
+              <w:rPr>
+                <w:b w:val="false"/>
+                <w:bCs w:val="false"/>
+                <w:i w:val="false"/>
+                <w:iCs w:val="false"/>
+                <w:sz w:val="19"/>
+                <w:szCs w:val="19"/>
+              </w:rPr>
+              <w:t xml:space="preserve">Sara Ridley</w:t>
+            </w:r>
+          </w:p>
+        </w:tc>
+        <w:tc>
+          <w:tcPr>
+            <w:tcW w:type="dxa" w:w="1600"/>
+            <w:tcBorders>
+              <w:top w:val="single" w:color="BFBFBF" w:sz="2"/>
+              <w:left w:val="single" w:color="BFBFBF" w:sz="2"/>
+              <w:bottom w:val="single" w:color="BFBFBF" w:sz="2"/>
+              <w:right w:val="single" w:color="BFBFBF" w:sz="2"/>
+            </w:tcBorders>
+            <w:shd w:fill="F5F7FA" w:val="clear"/>
             <w:tcMar>
               <w:top w:type="dxa" w:w="100"/>
               <w:left w:type="dxa" w:w="120"/>
@@ -1758,6 +2930,62 @@
     </w:p>
     <w:p>
       <w:pPr>
+        <w:pStyle w:val="ListParagraph"/>
+        <w:numPr>
+          <w:ilvl w:val="0"/>
+          <w:numId w:val="2"/>
+        </w:numPr>
+        <w:spacing w:after="80"/>
+      </w:pPr>
+      <w:r>
+        <w:rPr>
+          <w:color w:val="1A1A1A"/>
+          <w:sz w:val="20"/>
+          <w:szCs w:val="20"/>
+        </w:rPr>
+        <w:t xml:space="preserve">“People Are Not Good at This” — very relatable, well explained, ties in well with the book’s broader message.</w:t>
+      </w:r>
+      <w:r>
+        <w:rPr>
+          <w:i/>
+          <w:iCs/>
+          <w:color w:val="555555"/>
+          <w:sz w:val="20"/>
+          <w:szCs w:val="20"/>
+        </w:rPr>
+        <w:t xml:space="preserve">  (Sara Ridley)</w:t>
+      </w:r>
+    </w:p>
+    <w:p>
+      <w:pPr>
+        <w:pStyle w:val="ListParagraph"/>
+        <w:numPr>
+          <w:ilvl w:val="0"/>
+          <w:numId w:val="2"/>
+        </w:numPr>
+        <w:spacing w:after="80"/>
+      </w:pPr>
+      <w:r>
+        <w:rPr>
+          <w:color w:val="1A1A1A"/>
+          <w:sz w:val="20"/>
+          <w:szCs w:val="20"/>
+        </w:rPr>
+        <w:t xml:space="preserve">“Thinking in Chances” and “Distributions, Sampling and the Idea of a Model” sections — both excellent, no suggestions at this stage.</w:t>
+      </w:r>
+      <w:r>
+        <w:rPr>
+          <w:i/>
+          <w:iCs/>
+          <w:color w:val="555555"/>
+          <w:sz w:val="20"/>
+          <w:szCs w:val="20"/>
+        </w:rPr>
+        <w:t xml:space="preserve">  (Sara Ridley)</w:t>
+      </w:r>
+    </w:p>
+    <w:p>
+      <w:pPr>
         <w:pStyle w:val="Heading1"/>
         <w:pBdr>
           <w:bottom w:val="single" w:color="1F3A5F" w:sz="6" w:space="4"/>
@@ -1879,6 +3107,227 @@
           <w:szCs w:val="19"/>
         </w:rPr>
         <w:t xml:space="preserve">Areas to improve: “Why I wrote it” and “Who this book is for” are a bit lengthy and could be condensed; the book assumes readers know “Bayesian” and “SEM”, and “I/O” should be written in full — “I’m not a fan of acronyms as you can probably tell!”; every box has explanatory text except the “note” box, which was confusing; the “How the book is organised” section would benefit from noting each Part’s relative size; Part 5 seems chunky, with some chapters having extra detail and others not.</w:t>
+      </w:r>
+    </w:p>
+    <w:p>
+      <w:pPr>
+        <w:pStyle w:val="Heading2"/>
+        <w:spacing w:after="100" w:before="240"/>
+      </w:pPr>
+      <w:r>
+        <w:rPr>
+          <w:b/>
+          <w:bCs/>
+          <w:color w:val="1F3A5F"/>
+        </w:rPr>
+        <w:t xml:space="preserve">Sara Ridley — Foundations section</w:t>
+      </w:r>
+    </w:p>
+    <w:p>
+      <w:pPr>
+        <w:spacing w:after="160"/>
+      </w:pPr>
+      <w:r>
+        <w:rPr>
+          <w:i/>
+          <w:iCs/>
+          <w:color w:val="1A1A1A"/>
+          <w:sz w:val="20"/>
+          <w:szCs w:val="20"/>
+        </w:rPr>
+        <w:t xml:space="preserve">Scope: Foundations section — Welcome-section signposting, ‘Meeting your data’, ‘Thinking in Chances’, ‘Distributions, Sampling and the Idea of a Model’. Overall reaction: very positive, continuing to Bayesian Core next.</w:t>
+      </w:r>
+    </w:p>
+    <w:p>
+      <w:pPr>
+        <w:spacing w:after="100"/>
+        <w:ind w:left="431"/>
+      </w:pPr>
+      <w:r>
+        <w:rPr>
+          <w:i/>
+          <w:iCs/>
+          <w:color w:val="333333"/>
+          <w:sz w:val="19"/>
+          <w:szCs w:val="19"/>
+        </w:rPr>
+        <w:t xml:space="preserve">“I have now read the next section (Foundations) and have some more observations which I hope you find useful.”</w:t>
+      </w:r>
+    </w:p>
+    <w:p>
+      <w:pPr>
+        <w:spacing w:after="100"/>
+        <w:ind w:left="431"/>
+      </w:pPr>
+      <w:r>
+        <w:rPr>
+          <w:i/>
+          <w:iCs/>
+          <w:color w:val="333333"/>
+          <w:sz w:val="19"/>
+          <w:szCs w:val="19"/>
+        </w:rPr>
+        <w:t xml:space="preserve">General observations: “Although the book isn’t about learning R, I think many readers, particularly those who are logically minded or have used similar tools, would benefit from being pointed towards an R environment. I did some googling and found Posit Cloud, which offers a free browser-based setup requiring no installation. I’d suggest a brief signpost to something like this sits in the Welcome section, alongside short explanations of what tidyverse and brms actually are — both are mentioned without much context for the uninitiated.”</w:t>
+      </w:r>
+    </w:p>
+    <w:p>
+      <w:pPr>
+        <w:spacing w:after="100"/>
+        <w:ind w:left="431"/>
+      </w:pPr>
+      <w:r>
+        <w:rPr>
+          <w:i/>
+          <w:iCs/>
+          <w:color w:val="333333"/>
+          <w:sz w:val="19"/>
+          <w:szCs w:val="19"/>
+        </w:rPr>
+        <w:t xml:space="preserve">“Related to this: it would help to clarify upfront who the Foundations section is aimed at. Is it for readers new to statistics, new to R, or both? And if R features in later chapters, is there value in the reader getting hands-on with it now? As someone who isn’t new to statistics but hasn’t used R before, I wasn’t sure how much I should be engaging with the code versus reading past it.”</w:t>
+      </w:r>
+    </w:p>
+    <w:p>
+      <w:pPr>
+        <w:spacing w:after="100"/>
+        <w:ind w:left="431"/>
+      </w:pPr>
+      <w:r>
+        <w:rPr>
+          <w:i/>
+          <w:iCs/>
+          <w:color w:val="333333"/>
+          <w:sz w:val="19"/>
+          <w:szCs w:val="19"/>
+        </w:rPr>
+        <w:t xml:space="preserve">‘Meeting your data’ section: “This is a strong section — well written, well structured, and mostly very well explained.” A few specific points:</w:t>
+      </w:r>
+    </w:p>
+    <w:p>
+      <w:pPr>
+        <w:spacing w:after="100"/>
+        <w:ind w:left="431"/>
+      </w:pPr>
+      <w:r>
+        <w:rPr>
+          <w:i/>
+          <w:iCs/>
+          <w:color w:val="333333"/>
+          <w:sz w:val="19"/>
+          <w:szCs w:val="19"/>
+        </w:rPr>
+        <w:t xml:space="preserve">“Median vs mean. The case for using the median is statistically sound, but in practice many stakeholders won’t know what a median is and won’t be receptive to it. It might be worth acknowledging that the median is often more useful to the analyst than to the audience of the analysis. For what it’s worth, my own approach is to publish the mean but address outliers explicitly in the narrative — either recalculating without them or showing the percentage achieving a target.”</w:t>
+      </w:r>
+    </w:p>
+    <w:p>
+      <w:pPr>
+        <w:spacing w:after="100"/>
+        <w:ind w:left="431"/>
+      </w:pPr>
+      <w:r>
+        <w:rPr>
+          <w:i/>
+          <w:iCs/>
+          <w:color w:val="333333"/>
+          <w:sz w:val="19"/>
+          <w:szCs w:val="19"/>
+        </w:rPr>
+        <w:t xml:space="preserve">“‘Why the difference matters’ example. Good, but I think it would land better if the mean value were actually stated.”</w:t>
+      </w:r>
+    </w:p>
+    <w:p>
+      <w:pPr>
+        <w:spacing w:after="100"/>
+        <w:ind w:left="431"/>
+      </w:pPr>
+      <w:r>
+        <w:rPr>
+          <w:i/>
+          <w:iCs/>
+          <w:color w:val="333333"/>
+          <w:sz w:val="19"/>
+          <w:szCs w:val="19"/>
+        </w:rPr>
+        <w:t xml:space="preserve">“na.rm = TRUE. This was introduced without explicit explanation of what it does (excludes missing values) which I found a bit confusing on first read.”</w:t>
+      </w:r>
+    </w:p>
+    <w:p>
+      <w:pPr>
+        <w:spacing w:after="100"/>
+        <w:ind w:left="431"/>
+      </w:pPr>
+      <w:r>
+        <w:rPr>
+          <w:i/>
+          <w:iCs/>
+          <w:color w:val="333333"/>
+          <w:sz w:val="19"/>
+          <w:szCs w:val="19"/>
+        </w:rPr>
+        <w:t xml:space="preserve">“The promotion statistic. The binary 0/1 framing felt a little abstract without a timeframe attached. If someone joined 20 years ago, does a 1 capture a promotion from 18 years ago? Without that context it’s difficult to relate to the scenario, and in my experience promotion data isn’t handled this way in practice.”</w:t>
+      </w:r>
+    </w:p>
+    <w:p>
+      <w:pPr>
+        <w:spacing w:after="100"/>
+        <w:ind w:left="431"/>
+      </w:pPr>
+      <w:r>
+        <w:rPr>
+          <w:i/>
+          <w:iCs/>
+          <w:color w:val="333333"/>
+          <w:sz w:val="19"/>
+          <w:szCs w:val="19"/>
+        </w:rPr>
+        <w:t xml:space="preserve">“Performance ratings. These tend to be subjective in real-world settings unless they’re based on specific, consistently applied measurable criteria and I think it’s worth acknowledging that limitation.”</w:t>
+      </w:r>
+    </w:p>
+    <w:p>
+      <w:pPr>
+        <w:spacing w:after="100"/>
+        <w:ind w:left="431"/>
+      </w:pPr>
+      <w:r>
+        <w:rPr>
+          <w:i/>
+          <w:iCs/>
+          <w:color w:val="333333"/>
+          <w:sz w:val="19"/>
+          <w:szCs w:val="19"/>
+        </w:rPr>
+        <w:t xml:space="preserve">“‘A request for historical data is usually a question about the future.’ I’d push back on this one. In my experience, the motivation is more often about establishing a baseline; understanding where things stand so a decision can be made about whether to act, celebrate, or leave well alone. That’s not quite the same as being oriented towards the future.”</w:t>
+      </w:r>
+    </w:p>
+    <w:p>
+      <w:pPr>
+        <w:spacing w:after="100"/>
+        <w:ind w:left="431"/>
+      </w:pPr>
+      <w:r>
+        <w:rPr>
+          <w:i/>
+          <w:iCs/>
+          <w:color w:val="333333"/>
+          <w:sz w:val="19"/>
+          <w:szCs w:val="19"/>
+        </w:rPr>
+        <w:t xml:space="preserve">“‘People Are Not Good at This’ — Very relatable and very well explained and ties in well with the broader message of the book.”</w:t>
+      </w:r>
+    </w:p>
+    <w:p>
+      <w:pPr>
+        <w:spacing w:after="100"/>
+        <w:ind w:left="431"/>
+      </w:pPr>
+      <w:r>
+        <w:rPr>
+          <w:i/>
+          <w:iCs/>
+          <w:color w:val="333333"/>
+          <w:sz w:val="19"/>
+          <w:szCs w:val="19"/>
+        </w:rPr>
+        <w:t xml:space="preserve">“‘Thinking in Chances’ and ‘Distributions, Sampling and the Idea of a Model’ sections — Both excellent. No suggestions at this stage.” — “Bayesian Core tomorrow!”</w:t>
       </w:r>
     </w:p>
     <w:sectPr>
